--- a/reports/lab_02/Звіт_ЛР2_варіант_12.docx
+++ b/reports/lab_02/Звіт_ЛР2_варіант_12.docx
@@ -63,31 +63,37 @@
       </w:r>
     </w:p>
     <w:p>
-      <w:pPr/>
-      <w:r>
-        <w:t xml:space="preserve"/>
-      </w:r>
-    </w:p>
-    <w:p>
-      <w:pPr/>
+      <w:pPr>
+      </w:pPr>
+      <w:r>
+        <w:t xml:space="preserve">
+        </w:t>
+      </w:r>
+    </w:p>
+    <w:p>
+      <w:pPr>
+      </w:pPr>
       <w:r>
         <w:t xml:space="preserve">Виконав(ла): Роман Мар’яна</w:t>
       </w:r>
     </w:p>
     <w:p>
-      <w:pPr/>
+      <w:pPr>
+      </w:pPr>
       <w:r>
         <w:t xml:space="preserve">Група: ФЕП-32</w:t>
       </w:r>
     </w:p>
     <w:p>
-      <w:pPr/>
+      <w:pPr>
+      </w:pPr>
       <w:r>
         <w:t xml:space="preserve">Перевірив(ла): доцент Куньо Іван Михайлович</w:t>
       </w:r>
     </w:p>
     <w:p>
-      <w:pPr/>
+      <w:pPr>
+      </w:pPr>
       <w:r>
         <w:t xml:space="preserve">Дата: 10.09.2026</w:t>
       </w:r>
@@ -114,7 +120,8 @@
       </w:r>
     </w:p>
     <w:p>
-      <w:pPr/>
+      <w:pPr>
+      </w:pPr>
       <w:r>
         <w:t xml:space="preserve">Сформувати навички використання list, tuple, set, dict, collections, comprehensions, функціональної декомпозиції, *args, **kwargs, lambda, closures і decorators на прикладі фінансового трекера.</w:t>
       </w:r>
@@ -128,7 +135,8 @@
       </w:r>
     </w:p>
     <w:p>
-      <w:pPr/>
+      <w:pPr>
+      </w:pPr>
       <w:r>
         <w:t xml:space="preserve">У межах наскрізного проєкту «Фінансовий трекер» потрібно обробляти фінансові транзакції: доходи, витрати, категорії, баланс, витрати за категоріями, пошук за ID, групування і рейтинги.</w:t>
       </w:r>
@@ -142,7 +150,8 @@
       </w:r>
     </w:p>
     <w:p>
-      <w:pPr/>
+      <w:pPr>
+      </w:pPr>
       <w:r>
         <w:t xml:space="preserve">list використано для набору transactions, dict — для окремої транзакції, tuple TRANSACTION_TYPES — для сталого порядку типів, set EXPENSE_TYPES — для швидкої перевірки витрат, Counter/defaultdict/deque — зі collections.</w:t>
       </w:r>
@@ -168,7 +177,8 @@
         <w:pStyle w:val="Code"/>
       </w:pPr>
       <w:r>
-        <w:t xml:space="preserve"/>
+        <w:t xml:space="preserve">
+        </w:t>
       </w:r>
     </w:p>
     <w:p>
@@ -184,7 +194,8 @@
         <w:pStyle w:val="Code"/>
       </w:pPr>
       <w:r>
-        <w:t xml:space="preserve"/>
+        <w:t xml:space="preserve">
+        </w:t>
       </w:r>
     </w:p>
     <w:p>
@@ -208,7 +219,8 @@
         <w:pStyle w:val="Code"/>
       </w:pPr>
       <w:r>
-        <w:t xml:space="preserve"/>
+        <w:t xml:space="preserve">
+        </w:t>
       </w:r>
     </w:p>
     <w:p>
@@ -696,7 +708,8 @@
         <w:pStyle w:val="Code"/>
       </w:pPr>
       <w:r>
-        <w:t xml:space="preserve"/>
+        <w:t xml:space="preserve">
+        </w:t>
       </w:r>
     </w:p>
     <w:p>
@@ -720,7 +733,8 @@
         <w:pStyle w:val="Code"/>
       </w:pPr>
       <w:r>
-        <w:t xml:space="preserve"/>
+        <w:t xml:space="preserve">
+        </w:t>
       </w:r>
     </w:p>
     <w:p>
@@ -736,15 +750,17 @@
         <w:pStyle w:val="Code"/>
       </w:pPr>
       <w:r>
-        <w:t xml:space="preserve"/>
-      </w:r>
-    </w:p>
-    <w:p>
-      <w:pPr>
-        <w:pStyle w:val="Code"/>
-      </w:pPr>
-      <w:r>
-        <w:t xml:space="preserve"/>
+        <w:t xml:space="preserve">
+        </w:t>
+      </w:r>
+    </w:p>
+    <w:p>
+      <w:pPr>
+        <w:pStyle w:val="Code"/>
+      </w:pPr>
+      <w:r>
+        <w:t xml:space="preserve">
+        </w:t>
       </w:r>
     </w:p>
     <w:p>
@@ -784,7 +800,8 @@
         <w:pStyle w:val="Code"/>
       </w:pPr>
       <w:r>
-        <w:t xml:space="preserve"/>
+        <w:t xml:space="preserve">
+        </w:t>
       </w:r>
     </w:p>
     <w:p>
@@ -824,15 +841,17 @@
         <w:pStyle w:val="Code"/>
       </w:pPr>
       <w:r>
-        <w:t xml:space="preserve"/>
-      </w:r>
-    </w:p>
-    <w:p>
-      <w:pPr>
-        <w:pStyle w:val="Code"/>
-      </w:pPr>
-      <w:r>
-        <w:t xml:space="preserve"/>
+        <w:t xml:space="preserve">
+        </w:t>
+      </w:r>
+    </w:p>
+    <w:p>
+      <w:pPr>
+        <w:pStyle w:val="Code"/>
+      </w:pPr>
+      <w:r>
+        <w:t xml:space="preserve">
+        </w:t>
       </w:r>
     </w:p>
     <w:p>
@@ -872,7 +891,8 @@
         <w:pStyle w:val="Code"/>
       </w:pPr>
       <w:r>
-        <w:t xml:space="preserve"/>
+        <w:t xml:space="preserve">
+        </w:t>
       </w:r>
     </w:p>
     <w:p>
@@ -912,15 +932,17 @@
         <w:pStyle w:val="Code"/>
       </w:pPr>
       <w:r>
-        <w:t xml:space="preserve"/>
-      </w:r>
-    </w:p>
-    <w:p>
-      <w:pPr>
-        <w:pStyle w:val="Code"/>
-      </w:pPr>
-      <w:r>
-        <w:t xml:space="preserve"/>
+        <w:t xml:space="preserve">
+        </w:t>
+      </w:r>
+    </w:p>
+    <w:p>
+      <w:pPr>
+        <w:pStyle w:val="Code"/>
+      </w:pPr>
+      <w:r>
+        <w:t xml:space="preserve">
+        </w:t>
       </w:r>
     </w:p>
     <w:p>
@@ -960,7 +982,8 @@
         <w:pStyle w:val="Code"/>
       </w:pPr>
       <w:r>
-        <w:t xml:space="preserve"/>
+        <w:t xml:space="preserve">
+        </w:t>
       </w:r>
     </w:p>
     <w:p>
@@ -1000,15 +1023,17 @@
         <w:pStyle w:val="Code"/>
       </w:pPr>
       <w:r>
-        <w:t xml:space="preserve"/>
-      </w:r>
-    </w:p>
-    <w:p>
-      <w:pPr>
-        <w:pStyle w:val="Code"/>
-      </w:pPr>
-      <w:r>
-        <w:t xml:space="preserve"/>
+        <w:t xml:space="preserve">
+        </w:t>
+      </w:r>
+    </w:p>
+    <w:p>
+      <w:pPr>
+        <w:pStyle w:val="Code"/>
+      </w:pPr>
+      <w:r>
+        <w:t xml:space="preserve">
+        </w:t>
       </w:r>
     </w:p>
     <w:p>
@@ -1048,7 +1073,8 @@
         <w:pStyle w:val="Code"/>
       </w:pPr>
       <w:r>
-        <w:t xml:space="preserve"/>
+        <w:t xml:space="preserve">
+        </w:t>
       </w:r>
     </w:p>
     <w:p>
@@ -1096,15 +1122,17 @@
         <w:pStyle w:val="Code"/>
       </w:pPr>
       <w:r>
-        <w:t xml:space="preserve"/>
-      </w:r>
-    </w:p>
-    <w:p>
-      <w:pPr>
-        <w:pStyle w:val="Code"/>
-      </w:pPr>
-      <w:r>
-        <w:t xml:space="preserve"/>
+        <w:t xml:space="preserve">
+        </w:t>
+      </w:r>
+    </w:p>
+    <w:p>
+      <w:pPr>
+        <w:pStyle w:val="Code"/>
+      </w:pPr>
+      <w:r>
+        <w:t xml:space="preserve">
+        </w:t>
       </w:r>
     </w:p>
     <w:p>
@@ -1144,7 +1172,8 @@
         <w:pStyle w:val="Code"/>
       </w:pPr>
       <w:r>
-        <w:t xml:space="preserve"/>
+        <w:t xml:space="preserve">
+        </w:t>
       </w:r>
     </w:p>
     <w:p>
@@ -1160,7 +1189,8 @@
         <w:pStyle w:val="Code"/>
       </w:pPr>
       <w:r>
-        <w:t xml:space="preserve"/>
+        <w:t xml:space="preserve">
+        </w:t>
       </w:r>
     </w:p>
     <w:p>
@@ -1184,7 +1214,8 @@
         <w:pStyle w:val="Code"/>
       </w:pPr>
       <w:r>
-        <w:t xml:space="preserve"/>
+        <w:t xml:space="preserve">
+        </w:t>
       </w:r>
     </w:p>
     <w:p>
@@ -1200,15 +1231,17 @@
         <w:pStyle w:val="Code"/>
       </w:pPr>
       <w:r>
-        <w:t xml:space="preserve"/>
-      </w:r>
-    </w:p>
-    <w:p>
-      <w:pPr>
-        <w:pStyle w:val="Code"/>
-      </w:pPr>
-      <w:r>
-        <w:t xml:space="preserve"/>
+        <w:t xml:space="preserve">
+        </w:t>
+      </w:r>
+    </w:p>
+    <w:p>
+      <w:pPr>
+        <w:pStyle w:val="Code"/>
+      </w:pPr>
+      <w:r>
+        <w:t xml:space="preserve">
+        </w:t>
       </w:r>
     </w:p>
     <w:p>
@@ -1248,7 +1281,8 @@
         <w:pStyle w:val="Code"/>
       </w:pPr>
       <w:r>
-        <w:t xml:space="preserve"/>
+        <w:t xml:space="preserve">
+        </w:t>
       </w:r>
     </w:p>
     <w:p>
@@ -1280,7 +1314,8 @@
         <w:pStyle w:val="Code"/>
       </w:pPr>
       <w:r>
-        <w:t xml:space="preserve"/>
+        <w:t xml:space="preserve">
+        </w:t>
       </w:r>
     </w:p>
     <w:p>
@@ -1320,7 +1355,8 @@
         <w:pStyle w:val="Code"/>
       </w:pPr>
       <w:r>
-        <w:t xml:space="preserve"/>
+        <w:t xml:space="preserve">
+        </w:t>
       </w:r>
     </w:p>
     <w:p>
@@ -1360,15 +1396,17 @@
         <w:pStyle w:val="Code"/>
       </w:pPr>
       <w:r>
-        <w:t xml:space="preserve"/>
-      </w:r>
-    </w:p>
-    <w:p>
-      <w:pPr>
-        <w:pStyle w:val="Code"/>
-      </w:pPr>
-      <w:r>
-        <w:t xml:space="preserve"/>
+        <w:t xml:space="preserve">
+        </w:t>
+      </w:r>
+    </w:p>
+    <w:p>
+      <w:pPr>
+        <w:pStyle w:val="Code"/>
+      </w:pPr>
+      <w:r>
+        <w:t xml:space="preserve">
+        </w:t>
       </w:r>
     </w:p>
     <w:p>
@@ -1408,7 +1446,8 @@
         <w:pStyle w:val="Code"/>
       </w:pPr>
       <w:r>
-        <w:t xml:space="preserve"/>
+        <w:t xml:space="preserve">
+        </w:t>
       </w:r>
     </w:p>
     <w:p>
@@ -1448,15 +1487,17 @@
         <w:pStyle w:val="Code"/>
       </w:pPr>
       <w:r>
-        <w:t xml:space="preserve"/>
-      </w:r>
-    </w:p>
-    <w:p>
-      <w:pPr>
-        <w:pStyle w:val="Code"/>
-      </w:pPr>
-      <w:r>
-        <w:t xml:space="preserve"/>
+        <w:t xml:space="preserve">
+        </w:t>
+      </w:r>
+    </w:p>
+    <w:p>
+      <w:pPr>
+        <w:pStyle w:val="Code"/>
+      </w:pPr>
+      <w:r>
+        <w:t xml:space="preserve">
+        </w:t>
       </w:r>
     </w:p>
     <w:p>
@@ -1504,7 +1545,8 @@
         <w:pStyle w:val="Code"/>
       </w:pPr>
       <w:r>
-        <w:t xml:space="preserve"/>
+        <w:t xml:space="preserve">
+        </w:t>
       </w:r>
     </w:p>
     <w:p>
@@ -1536,7 +1578,8 @@
         <w:pStyle w:val="Code"/>
       </w:pPr>
       <w:r>
-        <w:t xml:space="preserve"/>
+        <w:t xml:space="preserve">
+        </w:t>
       </w:r>
     </w:p>
     <w:p>
@@ -1552,15 +1595,17 @@
         <w:pStyle w:val="Code"/>
       </w:pPr>
       <w:r>
-        <w:t xml:space="preserve"/>
-      </w:r>
-    </w:p>
-    <w:p>
-      <w:pPr>
-        <w:pStyle w:val="Code"/>
-      </w:pPr>
-      <w:r>
-        <w:t xml:space="preserve"/>
+        <w:t xml:space="preserve">
+        </w:t>
+      </w:r>
+    </w:p>
+    <w:p>
+      <w:pPr>
+        <w:pStyle w:val="Code"/>
+      </w:pPr>
+      <w:r>
+        <w:t xml:space="preserve">
+        </w:t>
       </w:r>
     </w:p>
     <w:p>
@@ -1608,7 +1653,8 @@
         <w:pStyle w:val="Code"/>
       </w:pPr>
       <w:r>
-        <w:t xml:space="preserve"/>
+        <w:t xml:space="preserve">
+        </w:t>
       </w:r>
     </w:p>
     <w:p>
@@ -1656,15 +1702,17 @@
         <w:pStyle w:val="Code"/>
       </w:pPr>
       <w:r>
-        <w:t xml:space="preserve"/>
-      </w:r>
-    </w:p>
-    <w:p>
-      <w:pPr>
-        <w:pStyle w:val="Code"/>
-      </w:pPr>
-      <w:r>
-        <w:t xml:space="preserve"/>
+        <w:t xml:space="preserve">
+        </w:t>
+      </w:r>
+    </w:p>
+    <w:p>
+      <w:pPr>
+        <w:pStyle w:val="Code"/>
+      </w:pPr>
+      <w:r>
+        <w:t xml:space="preserve">
+        </w:t>
       </w:r>
     </w:p>
     <w:p>
@@ -1704,7 +1752,8 @@
         <w:pStyle w:val="Code"/>
       </w:pPr>
       <w:r>
-        <w:t xml:space="preserve"/>
+        <w:t xml:space="preserve">
+        </w:t>
       </w:r>
     </w:p>
     <w:p>
@@ -1720,7 +1769,8 @@
         <w:pStyle w:val="Code"/>
       </w:pPr>
       <w:r>
-        <w:t xml:space="preserve"/>
+        <w:t xml:space="preserve">
+        </w:t>
       </w:r>
     </w:p>
     <w:p>
@@ -1744,7 +1794,8 @@
         <w:pStyle w:val="Code"/>
       </w:pPr>
       <w:r>
-        <w:t xml:space="preserve"/>
+        <w:t xml:space="preserve">
+        </w:t>
       </w:r>
     </w:p>
     <w:p>
@@ -1760,15 +1811,17 @@
         <w:pStyle w:val="Code"/>
       </w:pPr>
       <w:r>
-        <w:t xml:space="preserve"/>
-      </w:r>
-    </w:p>
-    <w:p>
-      <w:pPr>
-        <w:pStyle w:val="Code"/>
-      </w:pPr>
-      <w:r>
-        <w:t xml:space="preserve"/>
+        <w:t xml:space="preserve">
+        </w:t>
+      </w:r>
+    </w:p>
+    <w:p>
+      <w:pPr>
+        <w:pStyle w:val="Code"/>
+      </w:pPr>
+      <w:r>
+        <w:t xml:space="preserve">
+        </w:t>
       </w:r>
     </w:p>
     <w:p>
@@ -1816,7 +1869,8 @@
         <w:pStyle w:val="Code"/>
       </w:pPr>
       <w:r>
-        <w:t xml:space="preserve"/>
+        <w:t xml:space="preserve">
+        </w:t>
       </w:r>
     </w:p>
     <w:p>
@@ -1864,15 +1918,17 @@
         <w:pStyle w:val="Code"/>
       </w:pPr>
       <w:r>
-        <w:t xml:space="preserve"/>
-      </w:r>
-    </w:p>
-    <w:p>
-      <w:pPr>
-        <w:pStyle w:val="Code"/>
-      </w:pPr>
-      <w:r>
-        <w:t xml:space="preserve"/>
+        <w:t xml:space="preserve">
+        </w:t>
+      </w:r>
+    </w:p>
+    <w:p>
+      <w:pPr>
+        <w:pStyle w:val="Code"/>
+      </w:pPr>
+      <w:r>
+        <w:t xml:space="preserve">
+        </w:t>
       </w:r>
     </w:p>
     <w:p>
@@ -1912,7 +1968,8 @@
         <w:pStyle w:val="Code"/>
       </w:pPr>
       <w:r>
-        <w:t xml:space="preserve"/>
+        <w:t xml:space="preserve">
+        </w:t>
       </w:r>
     </w:p>
     <w:p>
@@ -1952,7 +2009,8 @@
         <w:pStyle w:val="Code"/>
       </w:pPr>
       <w:r>
-        <w:t xml:space="preserve"/>
+        <w:t xml:space="preserve">
+        </w:t>
       </w:r>
     </w:p>
     <w:p>
@@ -1992,15 +2050,17 @@
         <w:pStyle w:val="Code"/>
       </w:pPr>
       <w:r>
-        <w:t xml:space="preserve"/>
-      </w:r>
-    </w:p>
-    <w:p>
-      <w:pPr>
-        <w:pStyle w:val="Code"/>
-      </w:pPr>
-      <w:r>
-        <w:t xml:space="preserve"/>
+        <w:t xml:space="preserve">
+        </w:t>
+      </w:r>
+    </w:p>
+    <w:p>
+      <w:pPr>
+        <w:pStyle w:val="Code"/>
+      </w:pPr>
+      <w:r>
+        <w:t xml:space="preserve">
+        </w:t>
       </w:r>
     </w:p>
     <w:p>
@@ -2040,7 +2100,8 @@
         <w:pStyle w:val="Code"/>
       </w:pPr>
       <w:r>
-        <w:t xml:space="preserve"/>
+        <w:t xml:space="preserve">
+        </w:t>
       </w:r>
     </w:p>
     <w:p>
@@ -2056,15 +2117,17 @@
         <w:pStyle w:val="Code"/>
       </w:pPr>
       <w:r>
-        <w:t xml:space="preserve"/>
-      </w:r>
-    </w:p>
-    <w:p>
-      <w:pPr>
-        <w:pStyle w:val="Code"/>
-      </w:pPr>
-      <w:r>
-        <w:t xml:space="preserve"/>
+        <w:t xml:space="preserve">
+        </w:t>
+      </w:r>
+    </w:p>
+    <w:p>
+      <w:pPr>
+        <w:pStyle w:val="Code"/>
+      </w:pPr>
+      <w:r>
+        <w:t xml:space="preserve">
+        </w:t>
       </w:r>
     </w:p>
     <w:p>
@@ -2104,7 +2167,8 @@
         <w:pStyle w:val="Code"/>
       </w:pPr>
       <w:r>
-        <w:t xml:space="preserve"/>
+        <w:t xml:space="preserve">
+        </w:t>
       </w:r>
     </w:p>
     <w:p>
@@ -2120,15 +2184,17 @@
         <w:pStyle w:val="Code"/>
       </w:pPr>
       <w:r>
-        <w:t xml:space="preserve"/>
-      </w:r>
-    </w:p>
-    <w:p>
-      <w:pPr>
-        <w:pStyle w:val="Code"/>
-      </w:pPr>
-      <w:r>
-        <w:t xml:space="preserve"/>
+        <w:t xml:space="preserve">
+        </w:t>
+      </w:r>
+    </w:p>
+    <w:p>
+      <w:pPr>
+        <w:pStyle w:val="Code"/>
+      </w:pPr>
+      <w:r>
+        <w:t xml:space="preserve">
+        </w:t>
       </w:r>
     </w:p>
     <w:p>
@@ -2176,7 +2242,8 @@
         <w:pStyle w:val="Code"/>
       </w:pPr>
       <w:r>
-        <w:t xml:space="preserve"/>
+        <w:t xml:space="preserve">
+        </w:t>
       </w:r>
     </w:p>
     <w:p>
@@ -2192,7 +2259,8 @@
         <w:pStyle w:val="Code"/>
       </w:pPr>
       <w:r>
-        <w:t xml:space="preserve"/>
+        <w:t xml:space="preserve">
+        </w:t>
       </w:r>
     </w:p>
     <w:p>
@@ -2216,7 +2284,8 @@
         <w:pStyle w:val="Code"/>
       </w:pPr>
       <w:r>
-        <w:t xml:space="preserve"/>
+        <w:t xml:space="preserve">
+        </w:t>
       </w:r>
     </w:p>
     <w:p>
@@ -2248,7 +2317,8 @@
         <w:pStyle w:val="Code"/>
       </w:pPr>
       <w:r>
-        <w:t xml:space="preserve"/>
+        <w:t xml:space="preserve">
+        </w:t>
       </w:r>
     </w:p>
     <w:p>
@@ -2264,7 +2334,8 @@
         <w:pStyle w:val="Code"/>
       </w:pPr>
       <w:r>
-        <w:t xml:space="preserve"/>
+        <w:t xml:space="preserve">
+        </w:t>
       </w:r>
     </w:p>
     <w:p>
@@ -2336,15 +2407,17 @@
         <w:pStyle w:val="Code"/>
       </w:pPr>
       <w:r>
-        <w:t xml:space="preserve"/>
-      </w:r>
-    </w:p>
-    <w:p>
-      <w:pPr>
-        <w:pStyle w:val="Code"/>
-      </w:pPr>
-      <w:r>
-        <w:t xml:space="preserve"/>
+        <w:t xml:space="preserve">
+        </w:t>
+      </w:r>
+    </w:p>
+    <w:p>
+      <w:pPr>
+        <w:pStyle w:val="Code"/>
+      </w:pPr>
+      <w:r>
+        <w:t xml:space="preserve">
+        </w:t>
       </w:r>
     </w:p>
     <w:p>
@@ -2392,7 +2465,8 @@
         <w:pStyle w:val="Code"/>
       </w:pPr>
       <w:r>
-        <w:t xml:space="preserve"/>
+        <w:t xml:space="preserve">
+        </w:t>
       </w:r>
     </w:p>
     <w:p>
@@ -2440,15 +2514,17 @@
         <w:pStyle w:val="Code"/>
       </w:pPr>
       <w:r>
-        <w:t xml:space="preserve"/>
-      </w:r>
-    </w:p>
-    <w:p>
-      <w:pPr>
-        <w:pStyle w:val="Code"/>
-      </w:pPr>
-      <w:r>
-        <w:t xml:space="preserve"/>
+        <w:t xml:space="preserve">
+        </w:t>
+      </w:r>
+    </w:p>
+    <w:p>
+      <w:pPr>
+        <w:pStyle w:val="Code"/>
+      </w:pPr>
+      <w:r>
+        <w:t xml:space="preserve">
+        </w:t>
       </w:r>
     </w:p>
     <w:p>
@@ -2488,7 +2564,8 @@
         <w:pStyle w:val="Code"/>
       </w:pPr>
       <w:r>
-        <w:t xml:space="preserve"/>
+        <w:t xml:space="preserve">
+        </w:t>
       </w:r>
     </w:p>
     <w:p>
@@ -2504,7 +2581,8 @@
         <w:pStyle w:val="Code"/>
       </w:pPr>
       <w:r>
-        <w:t xml:space="preserve"/>
+        <w:t xml:space="preserve">
+        </w:t>
       </w:r>
     </w:p>
     <w:p>
@@ -2528,7 +2606,8 @@
         <w:pStyle w:val="Code"/>
       </w:pPr>
       <w:r>
-        <w:t xml:space="preserve"/>
+        <w:t xml:space="preserve">
+        </w:t>
       </w:r>
     </w:p>
     <w:p>
@@ -2544,15 +2623,17 @@
         <w:pStyle w:val="Code"/>
       </w:pPr>
       <w:r>
-        <w:t xml:space="preserve"/>
-      </w:r>
-    </w:p>
-    <w:p>
-      <w:pPr>
-        <w:pStyle w:val="Code"/>
-      </w:pPr>
-      <w:r>
-        <w:t xml:space="preserve"/>
+        <w:t xml:space="preserve">
+        </w:t>
+      </w:r>
+    </w:p>
+    <w:p>
+      <w:pPr>
+        <w:pStyle w:val="Code"/>
+      </w:pPr>
+      <w:r>
+        <w:t xml:space="preserve">
+        </w:t>
       </w:r>
     </w:p>
     <w:p>
@@ -2600,7 +2681,8 @@
         <w:pStyle w:val="Code"/>
       </w:pPr>
       <w:r>
-        <w:t xml:space="preserve"/>
+        <w:t xml:space="preserve">
+        </w:t>
       </w:r>
     </w:p>
     <w:p>
@@ -2624,7 +2706,8 @@
         <w:pStyle w:val="Code"/>
       </w:pPr>
       <w:r>
-        <w:t xml:space="preserve"/>
+        <w:t xml:space="preserve">
+        </w:t>
       </w:r>
     </w:p>
     <w:p>
@@ -2704,15 +2787,17 @@
         <w:pStyle w:val="Code"/>
       </w:pPr>
       <w:r>
-        <w:t xml:space="preserve"/>
-      </w:r>
-    </w:p>
-    <w:p>
-      <w:pPr>
-        <w:pStyle w:val="Code"/>
-      </w:pPr>
-      <w:r>
-        <w:t xml:space="preserve"/>
+        <w:t xml:space="preserve">
+        </w:t>
+      </w:r>
+    </w:p>
+    <w:p>
+      <w:pPr>
+        <w:pStyle w:val="Code"/>
+      </w:pPr>
+      <w:r>
+        <w:t xml:space="preserve">
+        </w:t>
       </w:r>
     </w:p>
     <w:p>
@@ -2752,7 +2837,8 @@
         <w:pStyle w:val="Code"/>
       </w:pPr>
       <w:r>
-        <w:t xml:space="preserve"/>
+        <w:t xml:space="preserve">
+        </w:t>
       </w:r>
     </w:p>
     <w:p>
@@ -2800,15 +2886,17 @@
         <w:pStyle w:val="Code"/>
       </w:pPr>
       <w:r>
-        <w:t xml:space="preserve"/>
-      </w:r>
-    </w:p>
-    <w:p>
-      <w:pPr>
-        <w:pStyle w:val="Code"/>
-      </w:pPr>
-      <w:r>
-        <w:t xml:space="preserve"/>
+        <w:t xml:space="preserve">
+        </w:t>
+      </w:r>
+    </w:p>
+    <w:p>
+      <w:pPr>
+        <w:pStyle w:val="Code"/>
+      </w:pPr>
+      <w:r>
+        <w:t xml:space="preserve">
+        </w:t>
       </w:r>
     </w:p>
     <w:p>
@@ -2848,7 +2936,8 @@
         <w:pStyle w:val="Code"/>
       </w:pPr>
       <w:r>
-        <w:t xml:space="preserve"/>
+        <w:t xml:space="preserve">
+        </w:t>
       </w:r>
     </w:p>
     <w:p>
@@ -2888,7 +2977,8 @@
         <w:pStyle w:val="Code"/>
       </w:pPr>
       <w:r>
-        <w:t xml:space="preserve"/>
+        <w:t xml:space="preserve">
+        </w:t>
       </w:r>
     </w:p>
     <w:p>
@@ -2904,15 +2994,17 @@
         <w:pStyle w:val="Code"/>
       </w:pPr>
       <w:r>
-        <w:t xml:space="preserve"/>
-      </w:r>
-    </w:p>
-    <w:p>
-      <w:pPr>
-        <w:pStyle w:val="Code"/>
-      </w:pPr>
-      <w:r>
-        <w:t xml:space="preserve"/>
+        <w:t xml:space="preserve">
+        </w:t>
+      </w:r>
+    </w:p>
+    <w:p>
+      <w:pPr>
+        <w:pStyle w:val="Code"/>
+      </w:pPr>
+      <w:r>
+        <w:t xml:space="preserve">
+        </w:t>
       </w:r>
     </w:p>
     <w:p>
@@ -2936,7 +3028,8 @@
         <w:pStyle w:val="Code"/>
       </w:pPr>
       <w:r>
-        <w:t xml:space="preserve"/>
+        <w:t xml:space="preserve">
+        </w:t>
       </w:r>
     </w:p>
     <w:p>
@@ -3016,7 +3109,8 @@
         <w:pStyle w:val="Code"/>
       </w:pPr>
       <w:r>
-        <w:t xml:space="preserve"/>
+        <w:t xml:space="preserve">
+        </w:t>
       </w:r>
     </w:p>
     <w:p>
@@ -3032,7 +3126,8 @@
         <w:pStyle w:val="Code"/>
       </w:pPr>
       <w:r>
-        <w:t xml:space="preserve"/>
+        <w:t xml:space="preserve">
+        </w:t>
       </w:r>
     </w:p>
     <w:p>
@@ -3056,15 +3151,17 @@
         <w:pStyle w:val="Code"/>
       </w:pPr>
       <w:r>
-        <w:t xml:space="preserve"/>
-      </w:r>
-    </w:p>
-    <w:p>
-      <w:pPr>
-        <w:pStyle w:val="Code"/>
-      </w:pPr>
-      <w:r>
-        <w:t xml:space="preserve"/>
+        <w:t xml:space="preserve">
+        </w:t>
+      </w:r>
+    </w:p>
+    <w:p>
+      <w:pPr>
+        <w:pStyle w:val="Code"/>
+      </w:pPr>
+      <w:r>
+        <w:t xml:space="preserve">
+        </w:t>
       </w:r>
     </w:p>
     <w:p>
@@ -3104,7 +3201,8 @@
         <w:pStyle w:val="Code"/>
       </w:pPr>
       <w:r>
-        <w:t xml:space="preserve"/>
+        <w:t xml:space="preserve">
+        </w:t>
       </w:r>
     </w:p>
     <w:p>
@@ -3128,7 +3226,8 @@
         <w:pStyle w:val="Code"/>
       </w:pPr>
       <w:r>
-        <w:t xml:space="preserve"/>
+        <w:t xml:space="preserve">
+        </w:t>
       </w:r>
     </w:p>
     <w:p>
@@ -3224,15 +3323,17 @@
         <w:pStyle w:val="Code"/>
       </w:pPr>
       <w:r>
-        <w:t xml:space="preserve"/>
-      </w:r>
-    </w:p>
-    <w:p>
-      <w:pPr>
-        <w:pStyle w:val="Code"/>
-      </w:pPr>
-      <w:r>
-        <w:t xml:space="preserve"/>
+        <w:t xml:space="preserve">
+        </w:t>
+      </w:r>
+    </w:p>
+    <w:p>
+      <w:pPr>
+        <w:pStyle w:val="Code"/>
+      </w:pPr>
+      <w:r>
+        <w:t xml:space="preserve">
+        </w:t>
       </w:r>
     </w:p>
     <w:p>
@@ -3272,7 +3373,8 @@
         <w:pStyle w:val="Code"/>
       </w:pPr>
       <w:r>
-        <w:t xml:space="preserve"/>
+        <w:t xml:space="preserve">
+        </w:t>
       </w:r>
     </w:p>
     <w:p>
@@ -3288,7 +3390,8 @@
         <w:pStyle w:val="Code"/>
       </w:pPr>
       <w:r>
-        <w:t xml:space="preserve"/>
+        <w:t xml:space="preserve">
+        </w:t>
       </w:r>
     </w:p>
     <w:p>
@@ -3320,7 +3423,8 @@
         <w:pStyle w:val="Code"/>
       </w:pPr>
       <w:r>
-        <w:t xml:space="preserve"/>
+        <w:t xml:space="preserve">
+        </w:t>
       </w:r>
     </w:p>
     <w:p>
@@ -3352,7 +3456,8 @@
         <w:pStyle w:val="Code"/>
       </w:pPr>
       <w:r>
-        <w:t xml:space="preserve"/>
+        <w:t xml:space="preserve">
+        </w:t>
       </w:r>
     </w:p>
     <w:p>
@@ -3384,7 +3489,8 @@
         <w:pStyle w:val="Code"/>
       </w:pPr>
       <w:r>
-        <w:t xml:space="preserve"/>
+        <w:t xml:space="preserve">
+        </w:t>
       </w:r>
     </w:p>
     <w:p>
@@ -3416,7 +3522,8 @@
         <w:pStyle w:val="Code"/>
       </w:pPr>
       <w:r>
-        <w:t xml:space="preserve"/>
+        <w:t xml:space="preserve">
+        </w:t>
       </w:r>
     </w:p>
     <w:p>
@@ -3488,7 +3595,8 @@
         <w:pStyle w:val="Code"/>
       </w:pPr>
       <w:r>
-        <w:t xml:space="preserve"/>
+        <w:t xml:space="preserve">
+        </w:t>
       </w:r>
     </w:p>
     <w:p>
@@ -3508,7 +3616,8 @@
       </w:r>
     </w:p>
     <w:p>
-      <w:pPr/>
+      <w:pPr>
+      </w:pPr>
       <w:r>
         <w:t xml:space="preserve">set comprehension: get_unique_categories(); dict comprehension: create_transaction_index(); generator expression: Counter та calculate_total_transactions(); *args: calculate_total_transactions(); **kwargs: create_transaction_record(); lambda: sort_transactions_by_amount(); closure: create_type_filter(); decorator: @measure_time для build_summary().</w:t>
       </w:r>
@@ -3522,51 +3631,495 @@
       </w:r>
     </w:p>
     <w:p>
-      <w:pPr>
-        <w:pStyle w:val="Code"/>
-      </w:pPr>
-      <w:r>
-        <w:t xml:space="preserve">finance summary generation: 0.00004720 s</w:t>
-      </w:r>
-    </w:p>
-    <w:p>
-      <w:pPr>
-        <w:pStyle w:val="Code"/>
-      </w:pPr>
-      <w:r>
-        <w:t xml:space="preserve">..............</w:t>
-      </w:r>
-    </w:p>
-    <w:p>
-      <w:pPr>
-        <w:pStyle w:val="Code"/>
-      </w:pPr>
-      <w:r>
-        <w:t xml:space="preserve">----------------------------------------------------------------------</w:t>
-      </w:r>
-    </w:p>
-    <w:p>
-      <w:pPr>
-        <w:pStyle w:val="Code"/>
-      </w:pPr>
-      <w:r>
-        <w:t xml:space="preserve">Ran 14 tests in 0.014s</w:t>
-      </w:r>
-    </w:p>
-    <w:p>
-      <w:pPr>
-        <w:pStyle w:val="Code"/>
-      </w:pPr>
-      <w:r>
-        <w:t xml:space="preserve"/>
-      </w:r>
-    </w:p>
-    <w:p>
-      <w:pPr>
-        <w:pStyle w:val="Code"/>
-      </w:pPr>
-      <w:r>
-        <w:t xml:space="preserve">OK</w:t>
+      <w:r>
+        <w:t xml:space="preserve">Профільні тести ЛР2: 7 passed. Повний набір проєкту: 85 passed. Ruff: без помилок. mypy: без помилок.</w:t>
+      </w:r>
+    </w:p>
+    <w:p>
+      <w:r>
+        <w:rPr>
+          <w:b/>
+        </w:rPr>
+        <w:t xml:space="preserve">10. Структура проєкту</w:t>
+      </w:r>
+    </w:p>
+    <w:p>
+      <w:r>
+        <w:rPr>
+          <w:rFonts w:ascii="Consolas" w:hAnsi="Consolas"/>
+        </w:rPr>
+        <w:t xml:space="preserve">finance_tracker/</w:t>
+      </w:r>
+    </w:p>
+    <w:p>
+      <w:r>
+        <w:rPr>
+          <w:rFonts w:ascii="Consolas" w:hAnsi="Consolas"/>
+        </w:rPr>
+        <w:t xml:space="preserve">├── pyproject.toml</w:t>
+      </w:r>
+    </w:p>
+    <w:p>
+      <w:r>
+        <w:rPr>
+          <w:rFonts w:ascii="Consolas" w:hAnsi="Consolas"/>
+        </w:rPr>
+        <w:t xml:space="preserve">├── README.md</w:t>
+      </w:r>
+    </w:p>
+    <w:p>
+      <w:r>
+        <w:rPr>
+          <w:rFonts w:ascii="Consolas" w:hAnsi="Consolas"/>
+        </w:rPr>
+        <w:t xml:space="preserve">├── reports/lab_02/Звіт_ЛР2_варіант_12.docx</w:t>
+      </w:r>
+    </w:p>
+    <w:p>
+      <w:r>
+        <w:rPr>
+          <w:rFonts w:ascii="Consolas" w:hAnsi="Consolas"/>
+        </w:rPr>
+        <w:t xml:space="preserve">├── src/finance_tracker/</w:t>
+      </w:r>
+    </w:p>
+    <w:p>
+      <w:r>
+        <w:rPr>
+          <w:rFonts w:ascii="Consolas" w:hAnsi="Consolas"/>
+        </w:rPr>
+        <w:t xml:space="preserve">│   ├── data.py</w:t>
+      </w:r>
+    </w:p>
+    <w:p>
+      <w:r>
+        <w:rPr>
+          <w:rFonts w:ascii="Consolas" w:hAnsi="Consolas"/>
+        </w:rPr>
+        <w:t xml:space="preserve">│   ├── processors.py</w:t>
+      </w:r>
+    </w:p>
+    <w:p>
+      <w:r>
+        <w:rPr>
+          <w:rFonts w:ascii="Consolas" w:hAnsi="Consolas"/>
+        </w:rPr>
+        <w:t xml:space="preserve">│   ├── analytics.py</w:t>
+      </w:r>
+    </w:p>
+    <w:p>
+      <w:r>
+        <w:rPr>
+          <w:rFonts w:ascii="Consolas" w:hAnsi="Consolas"/>
+        </w:rPr>
+        <w:t xml:space="preserve">│   ├── decorators.py</w:t>
+      </w:r>
+    </w:p>
+    <w:p>
+      <w:r>
+        <w:rPr>
+          <w:rFonts w:ascii="Consolas" w:hAnsi="Consolas"/>
+        </w:rPr>
+        <w:t xml:space="preserve">│   ├── benchmark.py</w:t>
+      </w:r>
+    </w:p>
+    <w:p>
+      <w:r>
+        <w:rPr>
+          <w:rFonts w:ascii="Consolas" w:hAnsi="Consolas"/>
+        </w:rPr>
+        <w:t xml:space="preserve">│   └── main.py</w:t>
+      </w:r>
+    </w:p>
+    <w:p>
+      <w:r>
+        <w:rPr>
+          <w:rFonts w:ascii="Consolas" w:hAnsi="Consolas"/>
+        </w:rPr>
+        <w:t xml:space="preserve">└── tests/test_finance_analysis.py</w:t>
+      </w:r>
+    </w:p>
+    <w:p>
+      <w:r>
+        <w:t xml:space="preserve">Обґрунтування вибору структур: list зберігає впорядкований набір транзакцій; tuple задає незмінний порядок типів; set забезпечує середню складність O(1) перевірки типу витрати; dict представляє JSON-подібний запис та індекс за ID. Counter використано для статистики, defaultdict — для групування, deque — для обмеженої історії останніх операцій.</w:t>
+      </w:r>
+    </w:p>
+    <w:p>
+      <w:r>
+        <w:rPr>
+          <w:b/>
+        </w:rPr>
+        <w:t xml:space="preserve">11. Результат роботи програми</w:t>
+      </w:r>
+    </w:p>
+    <w:p>
+      <w:r>
+        <w:rPr>
+          <w:rFonts w:ascii="Consolas" w:hAnsi="Consolas"/>
+        </w:rPr>
+        <w:t xml:space="preserve">Стандартний запуск: python -m finance_tracker.main</w:t>
+      </w:r>
+    </w:p>
+    <w:p>
+      <w:r>
+        <w:t xml:space="preserve">Транзакцій: 7; доходи: 44100.00; витрати: 5550.75; баланс: 38549.25; унікальних категорій: 6.</w:t>
+      </w:r>
+    </w:p>
+    <w:p>
+      <w:r>
+        <w:t xml:space="preserve">Найбільша витрата: ID 6, категорія Education, сума 2100.00.</w:t>
+      </w:r>
+    </w:p>
+    <w:p>
+      <w:r>
+        <w:t xml:space="preserve">Фільтр amount &gt;= 2000.00 повернув транзакції з ID 1, 4, 6, 7.</w:t>
+      </w:r>
+    </w:p>
+    <w:p>
+      <w:r>
+        <w:t xml:space="preserve">Пошук за dict-index повернув транзакцію ID 4; рейтинг витрат: Food — 2830.75, Education — 2100.00, Transport — 620.00.</w:t>
+      </w:r>
+    </w:p>
+    <w:p>
+      <w:r>
+        <w:t xml:space="preserve">Нові операції реалізовано функціями find_largest_expense() та filter_transactions_by_amount(items, threshold).</w:t>
+      </w:r>
+    </w:p>
+    <w:p>
+      <w:r>
+        <w:rPr>
+          <w:b/>
+        </w:rPr>
+        <w:t xml:space="preserve">12. Таблиця складності операцій</w:t>
+      </w:r>
+    </w:p>
+    <w:tbl>
+      <w:tblPr>
+        <w:tblBorders>
+          <w:top w:val="single" w:sz="4" w:color="808080"/>
+          <w:left w:val="single" w:sz="4" w:color="808080"/>
+          <w:bottom w:val="single" w:sz="4" w:color="808080"/>
+          <w:right w:val="single" w:sz="4" w:color="808080"/>
+          <w:insideH w:val="single" w:sz="4" w:color="808080"/>
+          <w:insideV w:val="single" w:sz="4" w:color="808080"/>
+        </w:tblBorders>
+      </w:tblPr>
+      <w:tr>
+        <w:tc>
+          <w:p>
+            <w:r>
+              <w:rPr>
+                <w:b/>
+              </w:rPr>
+              <w:t xml:space="preserve">Операція</w:t>
+            </w:r>
+          </w:p>
+        </w:tc>
+        <w:tc>
+          <w:p>
+            <w:r>
+              <w:rPr>
+                <w:b/>
+              </w:rPr>
+              <w:t xml:space="preserve">Складність</w:t>
+            </w:r>
+          </w:p>
+        </w:tc>
+        <w:tc>
+          <w:p>
+            <w:r>
+              <w:rPr>
+                <w:b/>
+              </w:rPr>
+              <w:t xml:space="preserve">Пояснення</w:t>
+            </w:r>
+          </w:p>
+        </w:tc>
+      </w:tr>
+      <w:tr>
+        <w:tc>
+          <w:p>
+            <w:r>
+              <w:t xml:space="preserve">Лінійний пошук у list</w:t>
+            </w:r>
+          </w:p>
+        </w:tc>
+        <w:tc>
+          <w:p>
+            <w:r>
+              <w:t xml:space="preserve">O(n)</w:t>
+            </w:r>
+          </w:p>
+        </w:tc>
+        <w:tc>
+          <w:p>
+            <w:r>
+              <w:t xml:space="preserve">У гіршому випадку переглядаються всі записи</w:t>
+            </w:r>
+          </w:p>
+        </w:tc>
+      </w:tr>
+      <w:tr>
+        <w:tc>
+          <w:p>
+            <w:r>
+              <w:t xml:space="preserve">Побудова dict-index</w:t>
+            </w:r>
+          </w:p>
+        </w:tc>
+        <w:tc>
+          <w:p>
+            <w:r>
+              <w:t xml:space="preserve">O(n)</w:t>
+            </w:r>
+          </w:p>
+        </w:tc>
+        <w:tc>
+          <w:p>
+            <w:r>
+              <w:t xml:space="preserve">Кожна транзакція додається один раз</w:t>
+            </w:r>
+          </w:p>
+        </w:tc>
+      </w:tr>
+      <w:tr>
+        <w:tc>
+          <w:p>
+            <w:r>
+              <w:t xml:space="preserve">Пошук ключа у dict</w:t>
+            </w:r>
+          </w:p>
+        </w:tc>
+        <w:tc>
+          <w:p>
+            <w:r>
+              <w:t xml:space="preserve">O(1) середнє</w:t>
+            </w:r>
+          </w:p>
+        </w:tc>
+        <w:tc>
+          <w:p>
+            <w:r>
+              <w:t xml:space="preserve">Hash lookup</w:t>
+            </w:r>
+          </w:p>
+        </w:tc>
+      </w:tr>
+      <w:tr>
+        <w:tc>
+          <w:p>
+            <w:r>
+              <w:t xml:space="preserve">Перевірка належності до set</w:t>
+            </w:r>
+          </w:p>
+        </w:tc>
+        <w:tc>
+          <w:p>
+            <w:r>
+              <w:t xml:space="preserve">O(1) середнє</w:t>
+            </w:r>
+          </w:p>
+        </w:tc>
+        <w:tc>
+          <w:p>
+            <w:r>
+              <w:t xml:space="preserve">Hash membership</w:t>
+            </w:r>
+          </w:p>
+        </w:tc>
+      </w:tr>
+      <w:tr>
+        <w:tc>
+          <w:p>
+            <w:r>
+              <w:t xml:space="preserve">Сортування за сумою</w:t>
+            </w:r>
+          </w:p>
+        </w:tc>
+        <w:tc>
+          <w:p>
+            <w:r>
+              <w:t xml:space="preserve">O(n log n)</w:t>
+            </w:r>
+          </w:p>
+        </w:tc>
+        <w:tc>
+          <w:p>
+            <w:r>
+              <w:t xml:space="preserve">Алгоритм Timsort</w:t>
+            </w:r>
+          </w:p>
+        </w:tc>
+      </w:tr>
+    </w:tbl>
+    <w:p>
+      <w:r>
+        <w:rPr>
+          <w:b/>
+        </w:rPr>
+        <w:t xml:space="preserve">13. Результати benchmark</w:t>
+      </w:r>
+    </w:p>
+    <w:tbl>
+      <w:tblPr>
+        <w:tblBorders>
+          <w:top w:val="single" w:sz="4" w:color="808080"/>
+          <w:left w:val="single" w:sz="4" w:color="808080"/>
+          <w:bottom w:val="single" w:sz="4" w:color="808080"/>
+          <w:right w:val="single" w:sz="4" w:color="808080"/>
+          <w:insideH w:val="single" w:sz="4" w:color="808080"/>
+          <w:insideV w:val="single" w:sz="4" w:color="808080"/>
+        </w:tblBorders>
+      </w:tblPr>
+      <w:tr>
+        <w:tc>
+          <w:p>
+            <w:r>
+              <w:rPr>
+                <w:b/>
+              </w:rPr>
+              <w:t xml:space="preserve">Записів</w:t>
+            </w:r>
+          </w:p>
+        </w:tc>
+        <w:tc>
+          <w:p>
+            <w:r>
+              <w:rPr>
+                <w:b/>
+              </w:rPr>
+              <w:t xml:space="preserve">Пошук у list, с</w:t>
+            </w:r>
+          </w:p>
+        </w:tc>
+        <w:tc>
+          <w:p>
+            <w:r>
+              <w:rPr>
+                <w:b/>
+              </w:rPr>
+              <w:t xml:space="preserve">Побудова dict, с</w:t>
+            </w:r>
+          </w:p>
+        </w:tc>
+        <w:tc>
+          <w:p>
+            <w:r>
+              <w:rPr>
+                <w:b/>
+              </w:rPr>
+              <w:t xml:space="preserve">Пошук у dict, с</w:t>
+            </w:r>
+          </w:p>
+        </w:tc>
+      </w:tr>
+      <w:tr>
+        <w:tc>
+          <w:p>
+            <w:r>
+              <w:t xml:space="preserve">1 000</w:t>
+            </w:r>
+          </w:p>
+        </w:tc>
+        <w:tc>
+          <w:p>
+            <w:r>
+              <w:t xml:space="preserve">0.00003250</w:t>
+            </w:r>
+          </w:p>
+        </w:tc>
+        <w:tc>
+          <w:p>
+            <w:r>
+              <w:t xml:space="preserve">0.00008360</w:t>
+            </w:r>
+          </w:p>
+        </w:tc>
+        <w:tc>
+          <w:p>
+            <w:r>
+              <w:t xml:space="preserve">0.00000050</w:t>
+            </w:r>
+          </w:p>
+        </w:tc>
+      </w:tr>
+      <w:tr>
+        <w:tc>
+          <w:p>
+            <w:r>
+              <w:t xml:space="preserve">10 000</w:t>
+            </w:r>
+          </w:p>
+        </w:tc>
+        <w:tc>
+          <w:p>
+            <w:r>
+              <w:t xml:space="preserve">0.00035060</w:t>
+            </w:r>
+          </w:p>
+        </w:tc>
+        <w:tc>
+          <w:p>
+            <w:r>
+              <w:t xml:space="preserve">0.00088260</w:t>
+            </w:r>
+          </w:p>
+        </w:tc>
+        <w:tc>
+          <w:p>
+            <w:r>
+              <w:t xml:space="preserve">0.00000140</w:t>
+            </w:r>
+          </w:p>
+        </w:tc>
+      </w:tr>
+      <w:tr>
+        <w:tc>
+          <w:p>
+            <w:r>
+              <w:t xml:space="preserve">100 000</w:t>
+            </w:r>
+          </w:p>
+        </w:tc>
+        <w:tc>
+          <w:p>
+            <w:r>
+              <w:t xml:space="preserve">0.00413160</w:t>
+            </w:r>
+          </w:p>
+        </w:tc>
+        <w:tc>
+          <w:p>
+            <w:r>
+              <w:t xml:space="preserve">0.01167320</w:t>
+            </w:r>
+          </w:p>
+        </w:tc>
+        <w:tc>
+          <w:p>
+            <w:r>
+              <w:t xml:space="preserve">0.00000150</w:t>
+            </w:r>
+          </w:p>
+        </w:tc>
+      </w:tr>
+    </w:tbl>
+    <w:p>
+      <w:r>
+        <w:t xml:space="preserve">Експеримент підтвердив теорію: час лінійного пошуку зростає разом із кількістю записів, тоді як пошук у попередньо побудованому dict-index залишається практично сталим. Побудова індексу потребує O(n), тому вона вигідна для багаторазових пошуків.</w:t>
+      </w:r>
+    </w:p>
+    <w:p>
+      <w:r>
+        <w:rPr>
+          <w:b/>
+        </w:rPr>
+        <w:t xml:space="preserve">14. Перевірка вимог</w:t>
+      </w:r>
+    </w:p>
+    <w:p>
+      <w:r>
+        <w:t xml:space="preserve">Реалізовано list, tuple, set, dict; Counter, defaultdict і deque; list/set/dict comprehensions та generator expressions; більше шести функцій; *args, **kwargs, lambda, closure, decorator і функції вищого порядку; пошук, фільтрацію за сумою, сортування, групування, агрегацію, найбільшу витрату, рейтинг категорій, аналіз Big-O та benchmark.</w:t>
       </w:r>
     </w:p>
     <w:p>
@@ -3574,299 +4127,12 @@
         <w:pStyle w:val="Heading1"/>
       </w:pPr>
       <w:r>
-        <w:t xml:space="preserve">10. Git status</w:t>
-      </w:r>
-    </w:p>
-    <w:p>
-      <w:pPr>
-        <w:pStyle w:val="Code"/>
-      </w:pPr>
-      <w:r>
-        <w:t xml:space="preserve">On branch main</w:t>
-      </w:r>
-    </w:p>
-    <w:p>
-      <w:pPr>
-        <w:pStyle w:val="Code"/>
-      </w:pPr>
-      <w:r>
-        <w:t xml:space="preserve">Your branch is up to date with 'origin/main'.</w:t>
-      </w:r>
-    </w:p>
-    <w:p>
-      <w:pPr>
-        <w:pStyle w:val="Code"/>
-      </w:pPr>
-      <w:r>
-        <w:t xml:space="preserve"/>
-      </w:r>
-    </w:p>
-    <w:p>
-      <w:pPr>
-        <w:pStyle w:val="Code"/>
-      </w:pPr>
-      <w:r>
-        <w:t xml:space="preserve">Changes not staged for commit:</w:t>
-      </w:r>
-    </w:p>
-    <w:p>
-      <w:pPr>
-        <w:pStyle w:val="Code"/>
-      </w:pPr>
-      <w:r>
-        <w:t xml:space="preserve">  (use "git add/rm &lt;file&gt;..." to update what will be committed)</w:t>
-      </w:r>
-    </w:p>
-    <w:p>
-      <w:pPr>
-        <w:pStyle w:val="Code"/>
-      </w:pPr>
-      <w:r>
-        <w:t xml:space="preserve">  (use "git restore &lt;file&gt;..." to discard changes in working directory)</w:t>
-      </w:r>
-    </w:p>
-    <w:p>
-      <w:pPr>
-        <w:pStyle w:val="Code"/>
-      </w:pPr>
-      <w:r>
-        <w:t xml:space="preserve">	modified:   README.md</w:t>
-      </w:r>
-    </w:p>
-    <w:p>
-      <w:pPr>
-        <w:pStyle w:val="Code"/>
-      </w:pPr>
-      <w:r>
-        <w:t xml:space="preserve">	modified:   src/finance_tracker/analytics.py</w:t>
-      </w:r>
-    </w:p>
-    <w:p>
-      <w:pPr>
-        <w:pStyle w:val="Code"/>
-      </w:pPr>
-      <w:r>
-        <w:t xml:space="preserve">	modified:   src/finance_tracker/benchmark.py</w:t>
-      </w:r>
-    </w:p>
-    <w:p>
-      <w:pPr>
-        <w:pStyle w:val="Code"/>
-      </w:pPr>
-      <w:r>
-        <w:t xml:space="preserve">	modified:   src/finance_tracker/data.py</w:t>
-      </w:r>
-    </w:p>
-    <w:p>
-      <w:pPr>
-        <w:pStyle w:val="Code"/>
-      </w:pPr>
-      <w:r>
-        <w:t xml:space="preserve">	modified:   src/finance_tracker/main.py</w:t>
-      </w:r>
-    </w:p>
-    <w:p>
-      <w:pPr>
-        <w:pStyle w:val="Code"/>
-      </w:pPr>
-      <w:r>
-        <w:t xml:space="preserve">	modified:   src/finance_tracker/processors.py</w:t>
-      </w:r>
-    </w:p>
-    <w:p>
-      <w:pPr>
-        <w:pStyle w:val="Code"/>
-      </w:pPr>
-      <w:r>
-        <w:t xml:space="preserve">	modified:   src/finance_tracker/stream_analytics.py</w:t>
-      </w:r>
-    </w:p>
-    <w:p>
-      <w:pPr>
-        <w:pStyle w:val="Code"/>
-      </w:pPr>
-      <w:r>
-        <w:t xml:space="preserve">	modified:   src/finance_tracker/stream_batches.py</w:t>
-      </w:r>
-    </w:p>
-    <w:p>
-      <w:pPr>
-        <w:pStyle w:val="Code"/>
-      </w:pPr>
-      <w:r>
-        <w:t xml:space="preserve">	modified:   src/finance_tracker/stream_data.py</w:t>
-      </w:r>
-    </w:p>
-    <w:p>
-      <w:pPr>
-        <w:pStyle w:val="Code"/>
-      </w:pPr>
-      <w:r>
-        <w:t xml:space="preserve">	modified:   src/finance_tracker/stream_filters.py</w:t>
-      </w:r>
-    </w:p>
-    <w:p>
-      <w:pPr>
-        <w:pStyle w:val="Code"/>
-      </w:pPr>
-      <w:r>
-        <w:t xml:space="preserve">	modified:   src/finance_tracker/stream_models.py</w:t>
-      </w:r>
-    </w:p>
-    <w:p>
-      <w:pPr>
-        <w:pStyle w:val="Code"/>
-      </w:pPr>
-      <w:r>
-        <w:t xml:space="preserve">	modified:   src/finance_tracker/stream_pipeline.py</w:t>
-      </w:r>
-    </w:p>
-    <w:p>
-      <w:pPr>
-        <w:pStyle w:val="Code"/>
-      </w:pPr>
-      <w:r>
-        <w:t xml:space="preserve">	modified:   src/finance_tracker/stream_readers.py</w:t>
-      </w:r>
-    </w:p>
-    <w:p>
-      <w:pPr>
-        <w:pStyle w:val="Code"/>
-      </w:pPr>
-      <w:r>
-        <w:t xml:space="preserve">	modified:   tests/test_stream_pipeline.py</w:t>
-      </w:r>
-    </w:p>
-    <w:p>
-      <w:pPr>
-        <w:pStyle w:val="Code"/>
-      </w:pPr>
-      <w:r>
-        <w:t xml:space="preserve">	deleted:    tests/test_task_analysis.py</w:t>
-      </w:r>
-    </w:p>
-    <w:p>
-      <w:pPr>
-        <w:pStyle w:val="Code"/>
-      </w:pPr>
-      <w:r>
-        <w:t xml:space="preserve"/>
-      </w:r>
-    </w:p>
-    <w:p>
-      <w:pPr>
-        <w:pStyle w:val="Code"/>
-      </w:pPr>
-      <w:r>
-        <w:t xml:space="preserve">Untracked files:</w:t>
-      </w:r>
-    </w:p>
-    <w:p>
-      <w:pPr>
-        <w:pStyle w:val="Code"/>
-      </w:pPr>
-      <w:r>
-        <w:t xml:space="preserve">  (use "git add &lt;file&gt;..." to include in what will be committed)</w:t>
-      </w:r>
-    </w:p>
-    <w:p>
-      <w:pPr>
-        <w:pStyle w:val="Code"/>
-      </w:pPr>
-      <w:r>
-        <w:t xml:space="preserve">	tests/test_finance_analysis.py</w:t>
-      </w:r>
-    </w:p>
-    <w:p>
-      <w:pPr>
-        <w:pStyle w:val="Code"/>
-      </w:pPr>
-      <w:r>
-        <w:t xml:space="preserve"/>
-      </w:r>
-    </w:p>
-    <w:p>
-      <w:pPr>
-        <w:pStyle w:val="Code"/>
-      </w:pPr>
-      <w:r>
-        <w:t xml:space="preserve">no changes added to commit (use "git add" and/or "git commit -a")</w:t>
-      </w:r>
-    </w:p>
-    <w:p>
-      <w:pPr>
-        <w:pStyle w:val="Heading1"/>
-      </w:pPr>
-      <w:r>
-        <w:t xml:space="preserve">11. Git log</w:t>
-      </w:r>
-    </w:p>
-    <w:p>
-      <w:pPr>
-        <w:pStyle w:val="Code"/>
-      </w:pPr>
-      <w:r>
-        <w:t xml:space="preserve">42d5d60 (HEAD -&gt; main, origin/main) Merge branch 'main' of https://github.com/Mariana8l8/finance_tracker</w:t>
-      </w:r>
-    </w:p>
-    <w:p>
-      <w:pPr>
-        <w:pStyle w:val="Code"/>
-      </w:pPr>
-      <w:r>
-        <w:t xml:space="preserve">ca9bb34 (tag: lab3) Add streaming task processing pipeline</w:t>
-      </w:r>
-    </w:p>
-    <w:p>
-      <w:pPr>
-        <w:pStyle w:val="Code"/>
-      </w:pPr>
-      <w:r>
-        <w:t xml:space="preserve">8eb1de9 (tag: lab2) Add project task data analysis</w:t>
-      </w:r>
-    </w:p>
-    <w:p>
-      <w:pPr>
-        <w:pStyle w:val="Code"/>
-      </w:pPr>
-      <w:r>
-        <w:t xml:space="preserve">c7f5737 Update README.md</w:t>
-      </w:r>
-    </w:p>
-    <w:p>
-      <w:pPr>
-        <w:pStyle w:val="Code"/>
-      </w:pPr>
-      <w:r>
-        <w:t xml:space="preserve">3b557da (tag: lab1) Add application entry point and documentation</w:t>
-      </w:r>
-    </w:p>
-    <w:p>
-      <w:pPr>
-        <w:pStyle w:val="Code"/>
-      </w:pPr>
-      <w:r>
-        <w:t xml:space="preserve">10cdfe0 Add finance model and business logic</w:t>
-      </w:r>
-    </w:p>
-    <w:p>
-      <w:pPr>
-        <w:pStyle w:val="Code"/>
-      </w:pPr>
-      <w:r>
-        <w:t xml:space="preserve">c006be3 Create project structure</w:t>
-      </w:r>
-    </w:p>
-    <w:p>
-      <w:pPr>
-        <w:pStyle w:val="Heading1"/>
-      </w:pPr>
-      <w:r>
-        <w:t xml:space="preserve">12. Висновок</w:t>
-      </w:r>
-    </w:p>
-    <w:p>
-      <w:pPr/>
+        <w:t xml:space="preserve">15. Висновок</w:t>
+      </w:r>
+    </w:p>
+    <w:p>
+      <w:pPr>
+      </w:pPr>
       <w:r>
         <w:t xml:space="preserve">ЛР2 виконано як розвиток фінансового трекера: реалізовано структуровану обробку транзакцій, фільтрацію, пошук, групування, агрегацію, сортування, Counter/defaultdict/deque, comprehensions, *args, **kwargs, lambda, closure, decorator і benchmark пошуку.</w:t>
       </w:r>
